--- a/data/NyayChat/Chat/8.docx
+++ b/data/NyayChat/Chat/8.docx
@@ -915,7 +915,7 @@
         <w:rPr>
           <w:rtl w:val="0"/>
         </w:rPr>
-        <w:t xml:space="preserve">Here is a detailed guideline to file a complaint online in the E-Dakhil Portal.</w:t>
+        <w:t xml:space="preserve">Here is a detailed guideline to file a complaint online in the e-Jagriti Portal.</w:t>
       </w:r>
     </w:p>
     <w:p>
@@ -934,16 +934,12 @@
         </w:rPr>
         <w:t xml:space="preserve">Create Account: If not already registered, create an account on the </w:t>
       </w:r>
-      <w:hyperlink r:id="rId6">
-        <w:r>
-          <w:rPr>
-            <w:color w:val="1155cc"/>
-            <w:u w:val="single"/>
-            <w:rtl w:val="0"/>
-          </w:rPr>
-          <w:t xml:space="preserve">e-Daakhil </w:t>
-        </w:r>
-      </w:hyperlink>
+      <w:r>
+        <w:rPr>
+          <w:rtl w:val="0"/>
+        </w:rPr>
+        <w:t xml:space="preserve">e-Jagriti </w:t>
+      </w:r>
       <w:r>
         <w:rPr>
           <w:rtl w:val="0"/>
@@ -1314,7 +1310,7 @@
         </w:rPr>
         <w:t xml:space="preserve">Consumer Grievance Assistance Chatbot: Sure you can download the </w:t>
       </w:r>
-      <w:hyperlink r:id="rId7">
+      <w:hyperlink r:id="rId6">
         <w:r>
           <w:rPr>
             <w:color w:val="1155cc"/>
@@ -1334,7 +1330,7 @@
         <w:rPr>
           <w:rtl w:val="0"/>
         </w:rPr>
-        <w:t xml:space="preserve">e-daakhil</w:t>
+        <w:t xml:space="preserve">e-Jagriti</w:t>
       </w:r>
       <w:r>
         <w:rPr>
@@ -1378,7 +1374,7 @@
         </w:rPr>
         <w:t xml:space="preserve">Consumer Grievance Assistance Chatbot:  Sure. Here is a draft </w:t>
       </w:r>
-      <w:hyperlink r:id="rId8">
+      <w:hyperlink r:id="rId7">
         <w:r>
           <w:rPr>
             <w:color w:val="1155cc"/>
@@ -1394,7 +1390,7 @@
         </w:rPr>
         <w:t xml:space="preserve"> and </w:t>
       </w:r>
-      <w:hyperlink r:id="rId9">
+      <w:hyperlink r:id="rId8">
         <w:r>
           <w:rPr>
             <w:color w:val="1155cc"/>
@@ -1414,7 +1410,7 @@
         <w:rPr>
           <w:rtl w:val="0"/>
         </w:rPr>
-        <w:t xml:space="preserve">e-daakhil</w:t>
+        <w:t xml:space="preserve">e-Jagriti</w:t>
       </w:r>
       <w:r>
         <w:rPr>
@@ -1617,7 +1613,7 @@
     <w:name w:val="normal"/>
   </w:style>
   <w:style w:type="table" w:styleId="TableNormal" w:default="1">
-    <w:name w:val="Table Normal"/>
+    <w:name w:val="TableNormal"/>
   </w:style>
   <w:style w:type="paragraph" w:styleId="Heading1">
     <w:name w:val="heading 1"/>
